--- a/кп пм.02/Структура курсового проекта.docx
+++ b/кп пм.02/Структура курсового проекта.docx
@@ -1231,7 +1231,6 @@
         </w:rPr>
         <w:t xml:space="preserve">– </w:t>
       </w:r>
-      <w:proofErr w:type="spellStart"/>
       <w:r>
         <w:rPr>
           <w:rFonts w:ascii="Times New Roman" w:hAnsi="Times New Roman"/>
@@ -1240,207 +1239,8 @@
           <w:szCs w:val="24"/>
           <w:lang w:val="en-US"/>
         </w:rPr>
-        <w:t>если</w:t>
-      </w:r>
-      <w:proofErr w:type="spellEnd"/>
-      <w:r>
-        <w:rPr>
-          <w:rFonts w:ascii="Times New Roman" w:hAnsi="Times New Roman"/>
-          <w:color w:val="000000" w:themeColor="text1"/>
-          <w:sz w:val="24"/>
-          <w:szCs w:val="24"/>
-          <w:lang w:val="en-US"/>
-        </w:rPr>
-        <w:t xml:space="preserve"> </w:t>
-      </w:r>
-      <w:proofErr w:type="spellStart"/>
-      <w:r>
-        <w:rPr>
-          <w:rFonts w:ascii="Times New Roman" w:hAnsi="Times New Roman"/>
-          <w:color w:val="000000" w:themeColor="text1"/>
-          <w:sz w:val="24"/>
-          <w:szCs w:val="24"/>
-          <w:lang w:val="en-US"/>
-        </w:rPr>
-        <w:t>система</w:t>
-      </w:r>
-      <w:proofErr w:type="spellEnd"/>
-      <w:r>
-        <w:rPr>
-          <w:rFonts w:ascii="Times New Roman" w:hAnsi="Times New Roman"/>
-          <w:color w:val="000000" w:themeColor="text1"/>
-          <w:sz w:val="24"/>
-          <w:szCs w:val="24"/>
-          <w:lang w:val="en-US"/>
-        </w:rPr>
-        <w:t xml:space="preserve"> </w:t>
-      </w:r>
-      <w:proofErr w:type="spellStart"/>
-      <w:r>
-        <w:rPr>
-          <w:rFonts w:ascii="Times New Roman" w:hAnsi="Times New Roman"/>
-          <w:color w:val="000000" w:themeColor="text1"/>
-          <w:sz w:val="24"/>
-          <w:szCs w:val="24"/>
-          <w:lang w:val="en-US"/>
-        </w:rPr>
-        <w:t>предназначена</w:t>
-      </w:r>
-      <w:proofErr w:type="spellEnd"/>
-      <w:r>
-        <w:rPr>
-          <w:rFonts w:ascii="Times New Roman" w:hAnsi="Times New Roman"/>
-          <w:color w:val="000000" w:themeColor="text1"/>
-          <w:sz w:val="24"/>
-          <w:szCs w:val="24"/>
-          <w:lang w:val="en-US"/>
-        </w:rPr>
-        <w:t xml:space="preserve"> </w:t>
-      </w:r>
-      <w:proofErr w:type="spellStart"/>
-      <w:r>
-        <w:rPr>
-          <w:rFonts w:ascii="Times New Roman" w:hAnsi="Times New Roman"/>
-          <w:color w:val="000000" w:themeColor="text1"/>
-          <w:sz w:val="24"/>
-          <w:szCs w:val="24"/>
-          <w:lang w:val="en-US"/>
-        </w:rPr>
-        <w:t>для</w:t>
-      </w:r>
-      <w:proofErr w:type="spellEnd"/>
-      <w:r>
-        <w:rPr>
-          <w:rFonts w:ascii="Times New Roman" w:hAnsi="Times New Roman"/>
-          <w:color w:val="000000" w:themeColor="text1"/>
-          <w:sz w:val="24"/>
-          <w:szCs w:val="24"/>
-          <w:lang w:val="en-US"/>
-        </w:rPr>
-        <w:t xml:space="preserve"> </w:t>
-      </w:r>
-      <w:proofErr w:type="spellStart"/>
-      <w:r>
-        <w:rPr>
-          <w:rFonts w:ascii="Times New Roman" w:hAnsi="Times New Roman"/>
-          <w:color w:val="000000" w:themeColor="text1"/>
-          <w:sz w:val="24"/>
-          <w:szCs w:val="24"/>
-          <w:lang w:val="en-US"/>
-        </w:rPr>
-        <w:t>автоматизации</w:t>
-      </w:r>
-      <w:proofErr w:type="spellEnd"/>
-      <w:r>
-        <w:rPr>
-          <w:rFonts w:ascii="Times New Roman" w:hAnsi="Times New Roman"/>
-          <w:color w:val="000000" w:themeColor="text1"/>
-          <w:sz w:val="24"/>
-          <w:szCs w:val="24"/>
-          <w:lang w:val="en-US"/>
-        </w:rPr>
-        <w:t xml:space="preserve"> </w:t>
-      </w:r>
-      <w:proofErr w:type="spellStart"/>
-      <w:r>
-        <w:rPr>
-          <w:rFonts w:ascii="Times New Roman" w:hAnsi="Times New Roman"/>
-          <w:color w:val="000000" w:themeColor="text1"/>
-          <w:sz w:val="24"/>
-          <w:szCs w:val="24"/>
-          <w:lang w:val="en-US"/>
-        </w:rPr>
-        <w:t>деятельности</w:t>
-      </w:r>
-      <w:proofErr w:type="spellEnd"/>
-      <w:r>
-        <w:rPr>
-          <w:rFonts w:ascii="Times New Roman" w:hAnsi="Times New Roman"/>
-          <w:color w:val="000000" w:themeColor="text1"/>
-          <w:sz w:val="24"/>
-          <w:szCs w:val="24"/>
-          <w:lang w:val="en-US"/>
-        </w:rPr>
-        <w:t xml:space="preserve"> </w:t>
-      </w:r>
-      <w:proofErr w:type="spellStart"/>
-      <w:r>
-        <w:rPr>
-          <w:rFonts w:ascii="Times New Roman" w:hAnsi="Times New Roman"/>
-          <w:color w:val="000000" w:themeColor="text1"/>
-          <w:sz w:val="24"/>
-          <w:szCs w:val="24"/>
-          <w:lang w:val="en-US"/>
-        </w:rPr>
-        <w:t>организации</w:t>
-      </w:r>
-      <w:proofErr w:type="spellEnd"/>
-      <w:r>
-        <w:rPr>
-          <w:rFonts w:ascii="Times New Roman" w:hAnsi="Times New Roman"/>
-          <w:color w:val="000000" w:themeColor="text1"/>
-          <w:sz w:val="24"/>
-          <w:szCs w:val="24"/>
-          <w:lang w:val="en-US"/>
-        </w:rPr>
-        <w:t xml:space="preserve"> </w:t>
-      </w:r>
-      <w:proofErr w:type="spellStart"/>
-      <w:r>
-        <w:rPr>
-          <w:rFonts w:ascii="Times New Roman" w:hAnsi="Times New Roman"/>
-          <w:color w:val="000000" w:themeColor="text1"/>
-          <w:sz w:val="24"/>
-          <w:szCs w:val="24"/>
-          <w:lang w:val="en-US"/>
-        </w:rPr>
-        <w:t>или</w:t>
-      </w:r>
-      <w:proofErr w:type="spellEnd"/>
-      <w:r>
-        <w:rPr>
-          <w:rFonts w:ascii="Times New Roman" w:hAnsi="Times New Roman"/>
-          <w:color w:val="000000" w:themeColor="text1"/>
-          <w:sz w:val="24"/>
-          <w:szCs w:val="24"/>
-          <w:lang w:val="en-US"/>
-        </w:rPr>
-        <w:t xml:space="preserve"> </w:t>
-      </w:r>
-      <w:proofErr w:type="spellStart"/>
-      <w:r>
-        <w:rPr>
-          <w:rFonts w:ascii="Times New Roman" w:hAnsi="Times New Roman"/>
-          <w:color w:val="000000" w:themeColor="text1"/>
-          <w:sz w:val="24"/>
-          <w:szCs w:val="24"/>
-          <w:lang w:val="en-US"/>
-        </w:rPr>
-        <w:t>отдельного</w:t>
-      </w:r>
-      <w:proofErr w:type="spellEnd"/>
-      <w:r>
-        <w:rPr>
-          <w:rFonts w:ascii="Times New Roman" w:hAnsi="Times New Roman"/>
-          <w:color w:val="000000" w:themeColor="text1"/>
-          <w:sz w:val="24"/>
-          <w:szCs w:val="24"/>
-          <w:lang w:val="en-US"/>
-        </w:rPr>
-        <w:t xml:space="preserve"> </w:t>
-      </w:r>
-      <w:proofErr w:type="spellStart"/>
-      <w:r>
-        <w:rPr>
-          <w:rFonts w:ascii="Times New Roman" w:hAnsi="Times New Roman"/>
-          <w:color w:val="000000" w:themeColor="text1"/>
-          <w:sz w:val="24"/>
-          <w:szCs w:val="24"/>
-          <w:lang w:val="en-US"/>
-        </w:rPr>
-        <w:t>процесса</w:t>
-      </w:r>
-      <w:proofErr w:type="spellEnd"/>
+        <w:t>если система предназначена для автоматизации деятельности организации или отдельного процесса</w:t>
+      </w:r>
     </w:p>
     <w:p>
       <w:pPr>
@@ -1874,7 +1674,6 @@
         </w:rPr>
         <w:t>2. Ц</w:t>
       </w:r>
-      <w:proofErr w:type="spellStart"/>
       <w:r>
         <w:rPr>
           <w:rFonts w:ascii="Times New Roman" w:hAnsi="Times New Roman"/>
@@ -1886,37 +1685,8 @@
           <w:u w:val="single"/>
           <w:lang w:val="en-US"/>
         </w:rPr>
-        <w:t>ель</w:t>
-      </w:r>
-      <w:proofErr w:type="spellEnd"/>
-      <w:r>
-        <w:rPr>
-          <w:rFonts w:ascii="Times New Roman" w:hAnsi="Times New Roman"/>
-          <w:b/>
-          <w:bCs/>
-          <w:color w:val="000000" w:themeColor="text1"/>
-          <w:sz w:val="24"/>
-          <w:szCs w:val="24"/>
-          <w:u w:val="single"/>
-          <w:lang w:val="en-US"/>
-        </w:rPr>
-        <w:t xml:space="preserve"> </w:t>
-      </w:r>
-      <w:proofErr w:type="spellStart"/>
-      <w:r>
-        <w:rPr>
-          <w:rFonts w:ascii="Times New Roman" w:hAnsi="Times New Roman"/>
-          <w:b/>
-          <w:bCs/>
-          <w:color w:val="000000" w:themeColor="text1"/>
-          <w:sz w:val="24"/>
-          <w:szCs w:val="24"/>
-          <w:u w:val="single"/>
-          <w:lang w:val="en-US"/>
-        </w:rPr>
-        <w:t>работы</w:t>
-      </w:r>
-      <w:proofErr w:type="spellEnd"/>
+        <w:t>ель работы</w:t>
+      </w:r>
       <w:r>
         <w:rPr>
           <w:rFonts w:ascii="Times New Roman" w:hAnsi="Times New Roman"/>
@@ -1987,9 +1757,17 @@
           <w:szCs w:val="24"/>
           <w:lang w:val="en-US"/>
         </w:rPr>
-        <w:t xml:space="preserve">НАПРИМЕР, </w:t>
-      </w:r>
-      <w:proofErr w:type="spellStart"/>
+        <w:t xml:space="preserve">НАПРИМЕР, хорошо: “Цель – </w:t>
+      </w:r>
+      <w:r>
+        <w:rPr>
+          <w:rFonts w:ascii="Times New Roman" w:hAnsi="Times New Roman"/>
+          <w:color w:val="000000" w:themeColor="text1"/>
+          <w:sz w:val="24"/>
+          <w:szCs w:val="24"/>
+        </w:rPr>
+        <w:t>спроектировать</w:t>
+      </w:r>
       <w:r>
         <w:rPr>
           <w:rFonts w:ascii="Times New Roman" w:hAnsi="Times New Roman"/>
@@ -1998,9 +1776,17 @@
           <w:szCs w:val="24"/>
           <w:lang w:val="en-US"/>
         </w:rPr>
-        <w:t>хорошо</w:t>
-      </w:r>
-      <w:proofErr w:type="spellEnd"/>
+        <w:t xml:space="preserve"> мобильное приложение</w:t>
+      </w:r>
+      <w:r>
+        <w:rPr>
+          <w:rFonts w:ascii="Times New Roman" w:hAnsi="Times New Roman"/>
+          <w:color w:val="000000" w:themeColor="text1"/>
+          <w:sz w:val="24"/>
+          <w:szCs w:val="24"/>
+        </w:rPr>
+        <w:t>/систему/десктопное приложение</w:t>
+      </w:r>
       <w:r>
         <w:rPr>
           <w:rFonts w:ascii="Times New Roman" w:hAnsi="Times New Roman"/>
@@ -2009,123 +1795,7 @@
           <w:szCs w:val="24"/>
           <w:lang w:val="en-US"/>
         </w:rPr>
-        <w:t>: “</w:t>
-      </w:r>
-      <w:proofErr w:type="spellStart"/>
-      <w:r>
-        <w:rPr>
-          <w:rFonts w:ascii="Times New Roman" w:hAnsi="Times New Roman"/>
-          <w:color w:val="000000" w:themeColor="text1"/>
-          <w:sz w:val="24"/>
-          <w:szCs w:val="24"/>
-          <w:lang w:val="en-US"/>
-        </w:rPr>
-        <w:t>Цель</w:t>
-      </w:r>
-      <w:proofErr w:type="spellEnd"/>
-      <w:r>
-        <w:rPr>
-          <w:rFonts w:ascii="Times New Roman" w:hAnsi="Times New Roman"/>
-          <w:color w:val="000000" w:themeColor="text1"/>
-          <w:sz w:val="24"/>
-          <w:szCs w:val="24"/>
-          <w:lang w:val="en-US"/>
-        </w:rPr>
-        <w:t xml:space="preserve"> – </w:t>
-      </w:r>
-      <w:r>
-        <w:rPr>
-          <w:rFonts w:ascii="Times New Roman" w:hAnsi="Times New Roman"/>
-          <w:color w:val="000000" w:themeColor="text1"/>
-          <w:sz w:val="24"/>
-          <w:szCs w:val="24"/>
-        </w:rPr>
-        <w:t>спроектировать</w:t>
-      </w:r>
-      <w:r>
-        <w:rPr>
-          <w:rFonts w:ascii="Times New Roman" w:hAnsi="Times New Roman"/>
-          <w:color w:val="000000" w:themeColor="text1"/>
-          <w:sz w:val="24"/>
-          <w:szCs w:val="24"/>
-          <w:lang w:val="en-US"/>
-        </w:rPr>
-        <w:t xml:space="preserve"> </w:t>
-      </w:r>
-      <w:proofErr w:type="spellStart"/>
-      <w:r>
-        <w:rPr>
-          <w:rFonts w:ascii="Times New Roman" w:hAnsi="Times New Roman"/>
-          <w:color w:val="000000" w:themeColor="text1"/>
-          <w:sz w:val="24"/>
-          <w:szCs w:val="24"/>
-          <w:lang w:val="en-US"/>
-        </w:rPr>
-        <w:t>мобильное</w:t>
-      </w:r>
-      <w:proofErr w:type="spellEnd"/>
-      <w:r>
-        <w:rPr>
-          <w:rFonts w:ascii="Times New Roman" w:hAnsi="Times New Roman"/>
-          <w:color w:val="000000" w:themeColor="text1"/>
-          <w:sz w:val="24"/>
-          <w:szCs w:val="24"/>
-          <w:lang w:val="en-US"/>
-        </w:rPr>
-        <w:t xml:space="preserve"> </w:t>
-      </w:r>
-      <w:proofErr w:type="spellStart"/>
-      <w:r>
-        <w:rPr>
-          <w:rFonts w:ascii="Times New Roman" w:hAnsi="Times New Roman"/>
-          <w:color w:val="000000" w:themeColor="text1"/>
-          <w:sz w:val="24"/>
-          <w:szCs w:val="24"/>
-          <w:lang w:val="en-US"/>
-        </w:rPr>
-        <w:t>приложение</w:t>
-      </w:r>
-      <w:proofErr w:type="spellEnd"/>
-      <w:r>
-        <w:rPr>
-          <w:rFonts w:ascii="Times New Roman" w:hAnsi="Times New Roman"/>
-          <w:color w:val="000000" w:themeColor="text1"/>
-          <w:sz w:val="24"/>
-          <w:szCs w:val="24"/>
-        </w:rPr>
-        <w:t>/систему/десктопное приложение</w:t>
-      </w:r>
-      <w:r>
-        <w:rPr>
-          <w:rFonts w:ascii="Times New Roman" w:hAnsi="Times New Roman"/>
-          <w:color w:val="000000" w:themeColor="text1"/>
-          <w:sz w:val="24"/>
-          <w:szCs w:val="24"/>
-          <w:lang w:val="en-US"/>
-        </w:rPr>
-        <w:t xml:space="preserve"> «___», </w:t>
-      </w:r>
-      <w:proofErr w:type="spellStart"/>
-      <w:r>
-        <w:rPr>
-          <w:rFonts w:ascii="Times New Roman" w:hAnsi="Times New Roman"/>
-          <w:color w:val="000000" w:themeColor="text1"/>
-          <w:sz w:val="24"/>
-          <w:szCs w:val="24"/>
-          <w:lang w:val="en-US"/>
-        </w:rPr>
-        <w:t>позволяющее</w:t>
-      </w:r>
-      <w:proofErr w:type="spellEnd"/>
-      <w:r>
-        <w:rPr>
-          <w:rFonts w:ascii="Times New Roman" w:hAnsi="Times New Roman"/>
-          <w:color w:val="000000" w:themeColor="text1"/>
-          <w:sz w:val="24"/>
-          <w:szCs w:val="24"/>
-          <w:lang w:val="en-US"/>
-        </w:rPr>
-        <w:t xml:space="preserve"> ___”</w:t>
+        <w:t xml:space="preserve"> «___», позволяющее ___”</w:t>
       </w:r>
     </w:p>
     <w:p>
@@ -2227,7 +1897,71 @@
           <w:sz w:val="24"/>
           <w:szCs w:val="24"/>
         </w:rPr>
-        <w:t>спроектировать структуру данных и интерфейс;</w:t>
+        <w:t>определ</w:t>
+      </w:r>
+      <w:r>
+        <w:rPr>
+          <w:rFonts w:ascii="Times New Roman" w:hAnsi="Times New Roman"/>
+          <w:color w:val="000000" w:themeColor="text1"/>
+          <w:sz w:val="24"/>
+          <w:szCs w:val="24"/>
+        </w:rPr>
+        <w:t>ить</w:t>
+      </w:r>
+      <w:r>
+        <w:rPr>
+          <w:rFonts w:ascii="Times New Roman" w:hAnsi="Times New Roman"/>
+          <w:color w:val="000000" w:themeColor="text1"/>
+          <w:sz w:val="24"/>
+          <w:szCs w:val="24"/>
+        </w:rPr>
+        <w:t xml:space="preserve"> </w:t>
+      </w:r>
+      <w:r>
+        <w:rPr>
+          <w:rFonts w:ascii="Times New Roman" w:hAnsi="Times New Roman"/>
+          <w:color w:val="000000" w:themeColor="text1"/>
+          <w:sz w:val="24"/>
+          <w:szCs w:val="24"/>
+        </w:rPr>
+        <w:t>роли</w:t>
+      </w:r>
+      <w:r>
+        <w:rPr>
+          <w:rFonts w:ascii="Times New Roman" w:hAnsi="Times New Roman"/>
+          <w:color w:val="000000" w:themeColor="text1"/>
+          <w:sz w:val="24"/>
+          <w:szCs w:val="24"/>
+        </w:rPr>
+        <w:t xml:space="preserve"> пользователей и </w:t>
+      </w:r>
+      <w:r>
+        <w:rPr>
+          <w:rFonts w:ascii="Times New Roman" w:hAnsi="Times New Roman"/>
+          <w:color w:val="000000" w:themeColor="text1"/>
+          <w:sz w:val="24"/>
+          <w:szCs w:val="24"/>
+        </w:rPr>
+        <w:t>разработать</w:t>
+      </w:r>
+      <w:r>
+        <w:rPr>
+          <w:rFonts w:ascii="Times New Roman" w:hAnsi="Times New Roman"/>
+          <w:color w:val="000000" w:themeColor="text1"/>
+          <w:sz w:val="24"/>
+          <w:szCs w:val="24"/>
+        </w:rPr>
+        <w:t xml:space="preserve"> варианты использования системы</w:t>
+      </w:r>
+      <w:r>
+        <w:rPr>
+          <w:rFonts w:ascii="Times New Roman" w:hAnsi="Times New Roman"/>
+          <w:color w:val="000000" w:themeColor="text1"/>
+          <w:sz w:val="24"/>
+          <w:szCs w:val="24"/>
+          <w:lang w:val="en-US"/>
+        </w:rPr>
+        <w:t>;</w:t>
       </w:r>
     </w:p>
     <w:p>
@@ -2253,7 +1987,25 @@
           <w:sz w:val="24"/>
           <w:szCs w:val="24"/>
         </w:rPr>
-        <w:t>оценить трудоёмкость и стоимость разработки методом функциональных точек;</w:t>
+        <w:t>спроектировать структуру данных и</w:t>
+      </w:r>
+      <w:r>
+        <w:rPr>
+          <w:rFonts w:ascii="Times New Roman" w:hAnsi="Times New Roman"/>
+          <w:color w:val="000000" w:themeColor="text1"/>
+          <w:sz w:val="24"/>
+          <w:szCs w:val="24"/>
+        </w:rPr>
+        <w:t xml:space="preserve"> пользовательский</w:t>
+      </w:r>
+      <w:r>
+        <w:rPr>
+          <w:rFonts w:ascii="Times New Roman" w:hAnsi="Times New Roman"/>
+          <w:color w:val="000000" w:themeColor="text1"/>
+          <w:sz w:val="24"/>
+          <w:szCs w:val="24"/>
+        </w:rPr>
+        <w:t xml:space="preserve"> интерфейс;</w:t>
       </w:r>
     </w:p>
     <w:p>
@@ -2279,6 +2031,32 @@
           <w:sz w:val="24"/>
           <w:szCs w:val="24"/>
         </w:rPr>
+        <w:t>оценить трудоёмкость и стоимость разработки методом функциональных точек;</w:t>
+      </w:r>
+    </w:p>
+    <w:p>
+      <w:pPr>
+        <w:numPr>
+          <w:ilvl w:val="0"/>
+          <w:numId w:val="4"/>
+        </w:numPr>
+        <w:spacing w:after="0" w:line="360" w:lineRule="auto"/>
+        <w:ind w:right="170"/>
+        <w:jc w:val="both"/>
+        <w:rPr>
+          <w:rFonts w:ascii="Times New Roman" w:hAnsi="Times New Roman"/>
+          <w:color w:val="000000" w:themeColor="text1"/>
+          <w:sz w:val="24"/>
+          <w:szCs w:val="24"/>
+        </w:rPr>
+      </w:pPr>
+      <w:r>
+        <w:rPr>
+          <w:rFonts w:ascii="Times New Roman" w:hAnsi="Times New Roman"/>
+          <w:color w:val="000000" w:themeColor="text1"/>
+          <w:sz w:val="24"/>
+          <w:szCs w:val="24"/>
+        </w:rPr>
         <w:t>определить технико-экономические показатели проекта.</w:t>
       </w:r>
     </w:p>
@@ -2386,6 +2164,7 @@
           <w:sz w:val="24"/>
           <w:szCs w:val="24"/>
         </w:rPr>
+        <w:lastRenderedPageBreak/>
         <w:t>Предмет</w:t>
       </w:r>
       <w:r>
@@ -3102,23 +2881,8 @@
           <w:szCs w:val="24"/>
           <w:u w:val="single"/>
         </w:rPr>
-        <w:t xml:space="preserve"> </w:t>
-      </w:r>
-      <w:proofErr w:type="spellStart"/>
-      <w:r>
-        <w:rPr>
-          <w:rFonts w:ascii="Times New Roman" w:hAnsi="Times New Roman"/>
-          <w:b/>
-          <w:bCs/>
-          <w:iCs/>
-          <w:color w:val="000000" w:themeColor="text1"/>
-          <w:sz w:val="24"/>
-          <w:szCs w:val="24"/>
-          <w:u w:val="single"/>
-        </w:rPr>
-        <w:t>функий</w:t>
-      </w:r>
-      <w:proofErr w:type="spellEnd"/>
+        <w:t xml:space="preserve"> функий</w:t>
+      </w:r>
       <w:r>
         <w:rPr>
           <w:rFonts w:ascii="Times New Roman" w:hAnsi="Times New Roman"/>
@@ -3603,31 +3367,7 @@
           <w:szCs w:val="24"/>
           <w:u w:val="single"/>
         </w:rPr>
-        <w:t>диаграмма вариантов использования (</w:t>
-      </w:r>
-      <w:proofErr w:type="spellStart"/>
-      <w:r>
-        <w:rPr>
-          <w:rFonts w:ascii="Times New Roman" w:hAnsi="Times New Roman"/>
-          <w:iCs/>
-          <w:color w:val="000000" w:themeColor="text1"/>
-          <w:sz w:val="24"/>
-          <w:szCs w:val="24"/>
-          <w:u w:val="single"/>
-        </w:rPr>
-        <w:t>Use</w:t>
-      </w:r>
-      <w:proofErr w:type="spellEnd"/>
-      <w:r>
-        <w:rPr>
-          <w:rFonts w:ascii="Times New Roman" w:hAnsi="Times New Roman"/>
-          <w:iCs/>
-          <w:color w:val="000000" w:themeColor="text1"/>
-          <w:sz w:val="24"/>
-          <w:szCs w:val="24"/>
-          <w:u w:val="single"/>
-        </w:rPr>
-        <w:t xml:space="preserve"> Case)</w:t>
+        <w:t>диаграмма вариантов использования (Use Case)</w:t>
       </w:r>
       <w:r>
         <w:rPr>
@@ -4570,29 +4310,7 @@
           <w:sz w:val="24"/>
           <w:szCs w:val="24"/>
         </w:rPr>
-        <w:t xml:space="preserve">: скорость отклика, разграничение прав доступа, резервное копирование и </w:t>
-      </w:r>
-      <w:proofErr w:type="spellStart"/>
-      <w:r>
-        <w:rPr>
-          <w:rFonts w:ascii="Times New Roman" w:hAnsi="Times New Roman"/>
-          <w:iCs/>
-          <w:color w:val="000000"/>
-          <w:sz w:val="24"/>
-          <w:szCs w:val="24"/>
-        </w:rPr>
-        <w:t>т.д</w:t>
-      </w:r>
-      <w:proofErr w:type="spellEnd"/>
-      <w:r>
-        <w:rPr>
-          <w:rFonts w:ascii="Times New Roman" w:hAnsi="Times New Roman"/>
-          <w:iCs/>
-          <w:color w:val="000000"/>
-          <w:sz w:val="24"/>
-          <w:szCs w:val="24"/>
-        </w:rPr>
-        <w:t>…</w:t>
+        <w:t>: скорость отклика, разграничение прав доступа, резервное копирование и т.д…</w:t>
       </w:r>
     </w:p>
     <w:p>
@@ -4645,29 +4363,7 @@
           <w:sz w:val="24"/>
           <w:szCs w:val="24"/>
         </w:rPr>
-        <w:t xml:space="preserve">и </w:t>
-      </w:r>
-      <w:proofErr w:type="spellStart"/>
-      <w:r>
-        <w:rPr>
-          <w:rFonts w:ascii="Times New Roman" w:hAnsi="Times New Roman"/>
-          <w:iCs/>
-          <w:color w:val="000000"/>
-          <w:sz w:val="24"/>
-          <w:szCs w:val="24"/>
-        </w:rPr>
-        <w:t>т.д</w:t>
-      </w:r>
-      <w:proofErr w:type="spellEnd"/>
-      <w:r>
-        <w:rPr>
-          <w:rFonts w:ascii="Times New Roman" w:hAnsi="Times New Roman"/>
-          <w:iCs/>
-          <w:color w:val="000000"/>
-          <w:sz w:val="24"/>
-          <w:szCs w:val="24"/>
-        </w:rPr>
-        <w:t>…</w:t>
+        <w:t>и т.д…</w:t>
       </w:r>
     </w:p>
     <w:p>
@@ -4731,29 +4427,7 @@
           <w:sz w:val="24"/>
           <w:szCs w:val="24"/>
         </w:rPr>
-        <w:t xml:space="preserve">и </w:t>
-      </w:r>
-      <w:proofErr w:type="spellStart"/>
-      <w:r>
-        <w:rPr>
-          <w:rFonts w:ascii="Times New Roman" w:hAnsi="Times New Roman"/>
-          <w:iCs/>
-          <w:color w:val="000000"/>
-          <w:sz w:val="24"/>
-          <w:szCs w:val="24"/>
-        </w:rPr>
-        <w:t>т.д</w:t>
-      </w:r>
-      <w:proofErr w:type="spellEnd"/>
-      <w:r>
-        <w:rPr>
-          <w:rFonts w:ascii="Times New Roman" w:hAnsi="Times New Roman"/>
-          <w:iCs/>
-          <w:color w:val="000000"/>
-          <w:sz w:val="24"/>
-          <w:szCs w:val="24"/>
-        </w:rPr>
-        <w:t>…</w:t>
+        <w:t>и т.д…</w:t>
       </w:r>
     </w:p>
     <w:p>
@@ -4809,29 +4483,7 @@
           <w:sz w:val="24"/>
           <w:szCs w:val="24"/>
         </w:rPr>
-        <w:t xml:space="preserve">работа офлайн, </w:t>
-      </w:r>
-      <w:proofErr w:type="spellStart"/>
-      <w:r>
-        <w:rPr>
-          <w:rFonts w:ascii="Times New Roman" w:hAnsi="Times New Roman"/>
-          <w:iCs/>
-          <w:color w:val="000000" w:themeColor="text1"/>
-          <w:sz w:val="24"/>
-          <w:szCs w:val="24"/>
-        </w:rPr>
-        <w:t>push</w:t>
-      </w:r>
-      <w:proofErr w:type="spellEnd"/>
-      <w:r>
-        <w:rPr>
-          <w:rFonts w:ascii="Times New Roman" w:hAnsi="Times New Roman"/>
-          <w:iCs/>
-          <w:color w:val="000000" w:themeColor="text1"/>
-          <w:sz w:val="24"/>
-          <w:szCs w:val="24"/>
-        </w:rPr>
-        <w:t>-уведомления</w:t>
+        <w:t>работа офлайн, push-уведомления</w:t>
       </w:r>
       <w:r>
         <w:rPr>
@@ -4848,29 +4500,7 @@
           <w:sz w:val="24"/>
           <w:szCs w:val="24"/>
         </w:rPr>
-        <w:t xml:space="preserve">и </w:t>
-      </w:r>
-      <w:proofErr w:type="spellStart"/>
-      <w:r>
-        <w:rPr>
-          <w:rFonts w:ascii="Times New Roman" w:hAnsi="Times New Roman"/>
-          <w:iCs/>
-          <w:color w:val="000000"/>
-          <w:sz w:val="24"/>
-          <w:szCs w:val="24"/>
-        </w:rPr>
-        <w:t>т.д</w:t>
-      </w:r>
-      <w:proofErr w:type="spellEnd"/>
-      <w:r>
-        <w:rPr>
-          <w:rFonts w:ascii="Times New Roman" w:hAnsi="Times New Roman"/>
-          <w:iCs/>
-          <w:color w:val="000000"/>
-          <w:sz w:val="24"/>
-          <w:szCs w:val="24"/>
-        </w:rPr>
-        <w:t>…</w:t>
+        <w:t>и т.д…</w:t>
       </w:r>
     </w:p>
     <w:p>
@@ -5007,17 +4637,7 @@
           <w:sz w:val="24"/>
           <w:szCs w:val="24"/>
         </w:rPr>
-        <w:t>трудоёмкости</w:t>
-      </w:r>
-      <w:r>
-        <w:rPr>
-          <w:rFonts w:ascii="Times New Roman" w:hAnsi="Times New Roman"/>
-          <w:iCs/>
-          <w:color w:val="000000" w:themeColor="text1"/>
-          <w:sz w:val="24"/>
-          <w:szCs w:val="24"/>
-        </w:rPr>
-        <w:t xml:space="preserve"> </w:t>
+        <w:t xml:space="preserve">трудоёмкости </w:t>
       </w:r>
       <w:r>
         <w:rPr>
@@ -5092,17 +4712,7 @@
           <w:sz w:val="24"/>
           <w:szCs w:val="24"/>
         </w:rPr>
-        <w:t xml:space="preserve"> </w:t>
-      </w:r>
-      <w:r>
-        <w:rPr>
-          <w:rFonts w:ascii="Times New Roman" w:hAnsi="Times New Roman"/>
-          <w:iCs/>
-          <w:color w:val="000000" w:themeColor="text1"/>
-          <w:sz w:val="24"/>
-          <w:szCs w:val="24"/>
-        </w:rPr>
-        <w:t>Оценки должны быть согласованы между собой: более сложные функции должны иметь большую ожидаемую трудоёмкость, чем простые.</w:t>
+        <w:t xml:space="preserve"> Оценки должны быть согласованы между собой: более сложные функции должны иметь большую ожидаемую трудоёмкость, чем простые.</w:t>
       </w:r>
     </w:p>
     <w:p>
@@ -6942,7 +6552,6 @@
                 <w:szCs w:val="24"/>
               </w:rPr>
             </w:pPr>
-            <w:proofErr w:type="spellStart"/>
             <w:r>
               <w:rPr>
                 <w:rFonts w:ascii="Times New Roman" w:hAnsi="Times New Roman"/>
@@ -6954,7 +6563,6 @@
               </w:rPr>
               <w:t>простая</w:t>
             </w:r>
-            <w:proofErr w:type="spellEnd"/>
           </w:p>
         </w:tc>
         <w:tc>
@@ -10360,29 +9968,7 @@
           <w:sz w:val="24"/>
           <w:szCs w:val="24"/>
         </w:rPr>
-        <w:t xml:space="preserve"> (макеты) всех экранов приложения – в </w:t>
-      </w:r>
-      <w:proofErr w:type="spellStart"/>
-      <w:r>
-        <w:rPr>
-          <w:rFonts w:ascii="Times New Roman" w:hAnsi="Times New Roman"/>
-          <w:iCs/>
-          <w:color w:val="000000" w:themeColor="text1"/>
-          <w:sz w:val="24"/>
-          <w:szCs w:val="24"/>
-        </w:rPr>
-        <w:t>Figma</w:t>
-      </w:r>
-      <w:proofErr w:type="spellEnd"/>
-      <w:r>
-        <w:rPr>
-          <w:rFonts w:ascii="Times New Roman" w:hAnsi="Times New Roman"/>
-          <w:iCs/>
-          <w:color w:val="000000" w:themeColor="text1"/>
-          <w:sz w:val="24"/>
-          <w:szCs w:val="24"/>
-        </w:rPr>
-        <w:t xml:space="preserve"> или любом редакторе</w:t>
+        <w:t xml:space="preserve"> (макеты) всех экранов приложения – в Figma или любом редакторе</w:t>
       </w:r>
     </w:p>
     <w:p>
@@ -15883,27 +15469,7 @@
                 <w:sz w:val="24"/>
                 <w:szCs w:val="24"/>
               </w:rPr>
-              <w:t xml:space="preserve">0 - данные вводятся </w:t>
-            </w:r>
-            <w:proofErr w:type="spellStart"/>
-            <w:r>
-              <w:rPr>
-                <w:rFonts w:ascii="Times New Roman" w:hAnsi="Times New Roman"/>
-                <w:color w:val="000000" w:themeColor="text1"/>
-                <w:sz w:val="24"/>
-                <w:szCs w:val="24"/>
-              </w:rPr>
-              <w:t>пакетно</w:t>
-            </w:r>
-            <w:proofErr w:type="spellEnd"/>
-            <w:r>
-              <w:rPr>
-                <w:rFonts w:ascii="Times New Roman" w:hAnsi="Times New Roman"/>
-                <w:color w:val="000000" w:themeColor="text1"/>
-                <w:sz w:val="24"/>
-                <w:szCs w:val="24"/>
-              </w:rPr>
-              <w:t>/офлайн</w:t>
+              <w:t>0 - данные вводятся пакетно/офлайн</w:t>
             </w:r>
           </w:p>
           <w:p>
@@ -16113,19 +15679,8 @@
                 <w:sz w:val="24"/>
                 <w:szCs w:val="24"/>
               </w:rPr>
-              <w:t>0 - файлы обновляются вручную/</w:t>
-            </w:r>
-            <w:proofErr w:type="spellStart"/>
-            <w:r>
-              <w:rPr>
-                <w:rFonts w:ascii="Times New Roman" w:hAnsi="Times New Roman"/>
-                <w:color w:val="000000" w:themeColor="text1"/>
-                <w:sz w:val="24"/>
-                <w:szCs w:val="24"/>
-              </w:rPr>
-              <w:t>пакетно</w:t>
-            </w:r>
-            <w:proofErr w:type="spellEnd"/>
+              <w:t>0 - файлы обновляются вручную/пакетно</w:t>
+            </w:r>
           </w:p>
           <w:p>
             <w:pPr>
@@ -16356,19 +15911,8 @@
                 <w:sz w:val="24"/>
                 <w:szCs w:val="24"/>
               </w:rPr>
-              <w:t xml:space="preserve">5 - архитектура специально под </w:t>
-            </w:r>
-            <w:proofErr w:type="spellStart"/>
-            <w:r>
-              <w:rPr>
-                <w:rFonts w:ascii="Times New Roman" w:hAnsi="Times New Roman"/>
-                <w:color w:val="000000" w:themeColor="text1"/>
-                <w:sz w:val="24"/>
-                <w:szCs w:val="24"/>
-              </w:rPr>
-              <w:t>переиспользование</w:t>
-            </w:r>
-            <w:proofErr w:type="spellEnd"/>
+              <w:t>5 - архитектура специально под переиспользование</w:t>
+            </w:r>
           </w:p>
         </w:tc>
       </w:tr>
@@ -18453,7 +17997,6 @@
                 <w:lang w:eastAsia="ru-RU"/>
               </w:rPr>
             </w:pPr>
-            <w:proofErr w:type="spellStart"/>
             <w:r>
               <w:rPr>
                 <w:rFonts w:ascii="Times New Roman" w:eastAsia="Times New Roman" w:hAnsi="Times New Roman"/>
@@ -18463,7 +18006,6 @@
               </w:rPr>
               <w:t>Kotlin</w:t>
             </w:r>
-            <w:proofErr w:type="spellEnd"/>
           </w:p>
         </w:tc>
         <w:tc>
@@ -18592,7 +18134,6 @@
           <w:u w:val="single"/>
         </w:rPr>
       </w:pPr>
-      <w:proofErr w:type="spellStart"/>
       <w:r>
         <w:rPr>
           <w:rFonts w:ascii="Times New Roman" w:hAnsi="Times New Roman"/>
@@ -18603,20 +18144,7 @@
           <w:u w:val="single"/>
           <w:lang w:val="en-US"/>
         </w:rPr>
-        <w:t>Для</w:t>
-      </w:r>
-      <w:proofErr w:type="spellEnd"/>
-      <w:r>
-        <w:rPr>
-          <w:rFonts w:ascii="Times New Roman" w:hAnsi="Times New Roman"/>
-          <w:iCs/>
-          <w:color w:val="000000" w:themeColor="text1"/>
-          <w:sz w:val="24"/>
-          <w:szCs w:val="24"/>
-          <w:u w:val="single"/>
-          <w:lang w:val="en-US"/>
-        </w:rPr>
-        <w:t xml:space="preserve"> </w:t>
+        <w:t xml:space="preserve">Для </w:t>
       </w:r>
       <w:r>
         <w:rPr>
@@ -18695,7 +18223,6 @@
           <w:szCs w:val="24"/>
         </w:rPr>
       </w:pPr>
-      <w:proofErr w:type="spellStart"/>
       <w:r>
         <w:rPr>
           <w:rFonts w:ascii="Times New Roman" w:hAnsi="Times New Roman"/>
@@ -18704,172 +18231,7 @@
           <w:sz w:val="24"/>
           <w:szCs w:val="24"/>
         </w:rPr>
-        <w:t>Для</w:t>
-      </w:r>
-      <w:proofErr w:type="spellEnd"/>
-      <w:r>
-        <w:rPr>
-          <w:rFonts w:ascii="Times New Roman" w:hAnsi="Times New Roman"/>
-          <w:iCs/>
-          <w:color w:val="000000"/>
-          <w:sz w:val="24"/>
-          <w:szCs w:val="24"/>
-        </w:rPr>
-        <w:t xml:space="preserve"> </w:t>
-      </w:r>
-      <w:proofErr w:type="spellStart"/>
-      <w:r>
-        <w:rPr>
-          <w:rFonts w:ascii="Times New Roman" w:hAnsi="Times New Roman"/>
-          <w:iCs/>
-          <w:color w:val="000000"/>
-          <w:sz w:val="24"/>
-          <w:szCs w:val="24"/>
-        </w:rPr>
-        <w:t>определения</w:t>
-      </w:r>
-      <w:proofErr w:type="spellEnd"/>
-      <w:r>
-        <w:rPr>
-          <w:rFonts w:ascii="Times New Roman" w:hAnsi="Times New Roman"/>
-          <w:iCs/>
-          <w:color w:val="000000"/>
-          <w:sz w:val="24"/>
-          <w:szCs w:val="24"/>
-        </w:rPr>
-        <w:t xml:space="preserve"> </w:t>
-      </w:r>
-      <w:proofErr w:type="spellStart"/>
-      <w:r>
-        <w:rPr>
-          <w:rFonts w:ascii="Times New Roman" w:hAnsi="Times New Roman"/>
-          <w:iCs/>
-          <w:color w:val="000000"/>
-          <w:sz w:val="24"/>
-          <w:szCs w:val="24"/>
-        </w:rPr>
-        <w:t>ориентировочных</w:t>
-      </w:r>
-      <w:proofErr w:type="spellEnd"/>
-      <w:r>
-        <w:rPr>
-          <w:rFonts w:ascii="Times New Roman" w:hAnsi="Times New Roman"/>
-          <w:iCs/>
-          <w:color w:val="000000"/>
-          <w:sz w:val="24"/>
-          <w:szCs w:val="24"/>
-        </w:rPr>
-        <w:t xml:space="preserve"> </w:t>
-      </w:r>
-      <w:proofErr w:type="spellStart"/>
-      <w:r>
-        <w:rPr>
-          <w:rFonts w:ascii="Times New Roman" w:hAnsi="Times New Roman"/>
-          <w:iCs/>
-          <w:color w:val="000000"/>
-          <w:sz w:val="24"/>
-          <w:szCs w:val="24"/>
-        </w:rPr>
-        <w:t>трудозатрат</w:t>
-      </w:r>
-      <w:proofErr w:type="spellEnd"/>
-      <w:r>
-        <w:rPr>
-          <w:rFonts w:ascii="Times New Roman" w:hAnsi="Times New Roman"/>
-          <w:iCs/>
-          <w:color w:val="000000"/>
-          <w:sz w:val="24"/>
-          <w:szCs w:val="24"/>
-        </w:rPr>
-        <w:t xml:space="preserve"> </w:t>
-      </w:r>
-      <w:proofErr w:type="spellStart"/>
-      <w:r>
-        <w:rPr>
-          <w:rFonts w:ascii="Times New Roman" w:hAnsi="Times New Roman"/>
-          <w:iCs/>
-          <w:color w:val="000000"/>
-          <w:sz w:val="24"/>
-          <w:szCs w:val="24"/>
-        </w:rPr>
-        <w:t>принять</w:t>
-      </w:r>
-      <w:proofErr w:type="spellEnd"/>
-      <w:r>
-        <w:rPr>
-          <w:rFonts w:ascii="Times New Roman" w:hAnsi="Times New Roman"/>
-          <w:iCs/>
-          <w:color w:val="000000"/>
-          <w:sz w:val="24"/>
-          <w:szCs w:val="24"/>
-        </w:rPr>
-        <w:t xml:space="preserve"> </w:t>
-      </w:r>
-      <w:proofErr w:type="spellStart"/>
-      <w:r>
-        <w:rPr>
-          <w:rFonts w:ascii="Times New Roman" w:hAnsi="Times New Roman"/>
-          <w:iCs/>
-          <w:color w:val="000000"/>
-          <w:sz w:val="24"/>
-          <w:szCs w:val="24"/>
-        </w:rPr>
-        <w:t>среднюю</w:t>
-      </w:r>
-      <w:proofErr w:type="spellEnd"/>
-      <w:r>
-        <w:rPr>
-          <w:rFonts w:ascii="Times New Roman" w:hAnsi="Times New Roman"/>
-          <w:iCs/>
-          <w:color w:val="000000"/>
-          <w:sz w:val="24"/>
-          <w:szCs w:val="24"/>
-        </w:rPr>
-        <w:t xml:space="preserve"> </w:t>
-      </w:r>
-      <w:proofErr w:type="spellStart"/>
-      <w:r>
-        <w:rPr>
-          <w:rFonts w:ascii="Times New Roman" w:hAnsi="Times New Roman"/>
-          <w:iCs/>
-          <w:color w:val="000000"/>
-          <w:sz w:val="24"/>
-          <w:szCs w:val="24"/>
-        </w:rPr>
-        <w:t>производительность</w:t>
-      </w:r>
-      <w:proofErr w:type="spellEnd"/>
-      <w:r>
-        <w:rPr>
-          <w:rFonts w:ascii="Times New Roman" w:hAnsi="Times New Roman"/>
-          <w:iCs/>
-          <w:color w:val="000000"/>
-          <w:sz w:val="24"/>
-          <w:szCs w:val="24"/>
-        </w:rPr>
-        <w:t xml:space="preserve"> </w:t>
-      </w:r>
-      <w:proofErr w:type="spellStart"/>
-      <w:r>
-        <w:rPr>
-          <w:rFonts w:ascii="Times New Roman" w:hAnsi="Times New Roman"/>
-          <w:iCs/>
-          <w:color w:val="000000"/>
-          <w:sz w:val="24"/>
-          <w:szCs w:val="24"/>
-        </w:rPr>
-        <w:t>разработки</w:t>
-      </w:r>
-      <w:proofErr w:type="spellEnd"/>
-      <w:r>
-        <w:rPr>
-          <w:rFonts w:ascii="Times New Roman" w:hAnsi="Times New Roman"/>
-          <w:iCs/>
-          <w:color w:val="000000"/>
-          <w:sz w:val="24"/>
-          <w:szCs w:val="24"/>
-        </w:rPr>
-        <w:t xml:space="preserve"> </w:t>
+        <w:t xml:space="preserve">Для определения ориентировочных трудозатрат принять среднюю производительность разработки </w:t>
       </w:r>
       <w:r>
         <w:rPr>
@@ -18881,67 +18243,7 @@
           <w:sz w:val="24"/>
           <w:szCs w:val="24"/>
         </w:rPr>
-        <w:t xml:space="preserve">P = </w:t>
-      </w:r>
-      <w:r>
-        <w:rPr>
-          <w:rFonts w:ascii="Times New Roman" w:hAnsi="Times New Roman"/>
-          <w:b/>
-          <w:bCs/>
-          <w:iCs/>
-          <w:color w:val="000000"/>
-          <w:sz w:val="24"/>
-          <w:szCs w:val="24"/>
-        </w:rPr>
-        <w:t>20</w:t>
-      </w:r>
-      <w:r>
-        <w:rPr>
-          <w:rFonts w:ascii="Times New Roman" w:hAnsi="Times New Roman"/>
-          <w:b/>
-          <w:bCs/>
-          <w:iCs/>
-          <w:color w:val="000000"/>
-          <w:sz w:val="24"/>
-          <w:szCs w:val="24"/>
-        </w:rPr>
-        <w:t xml:space="preserve"> строк кода</w:t>
-      </w:r>
-      <w:r>
-        <w:rPr>
-          <w:rFonts w:ascii="Times New Roman" w:hAnsi="Times New Roman"/>
-          <w:b/>
-          <w:bCs/>
-          <w:iCs/>
-          <w:color w:val="000000"/>
-          <w:sz w:val="24"/>
-          <w:szCs w:val="24"/>
-        </w:rPr>
-        <w:t>/</w:t>
-      </w:r>
-      <w:r>
-        <w:rPr>
-          <w:rFonts w:ascii="Times New Roman" w:hAnsi="Times New Roman"/>
-          <w:b/>
-          <w:bCs/>
-          <w:iCs/>
-          <w:color w:val="000000"/>
-          <w:sz w:val="24"/>
-          <w:szCs w:val="24"/>
-        </w:rPr>
-        <w:t>чел</w:t>
-      </w:r>
-      <w:r>
-        <w:rPr>
-          <w:rFonts w:ascii="Times New Roman" w:hAnsi="Times New Roman"/>
-          <w:b/>
-          <w:bCs/>
-          <w:iCs/>
-          <w:color w:val="000000"/>
-          <w:sz w:val="24"/>
-          <w:szCs w:val="24"/>
-        </w:rPr>
-        <w:t>.</w:t>
+        <w:t>P = 20 строк кода/чел.</w:t>
       </w:r>
       <w:r>
         <w:rPr>
@@ -18983,7 +18285,6 @@
           <w:szCs w:val="24"/>
         </w:rPr>
       </w:pPr>
-      <w:proofErr w:type="spellStart"/>
       <w:r>
         <w:rPr>
           <w:rFonts w:ascii="Times New Roman" w:hAnsi="Times New Roman"/>
@@ -18992,84 +18293,7 @@
           <w:sz w:val="24"/>
           <w:szCs w:val="24"/>
         </w:rPr>
-        <w:t>Трудозатраты</w:t>
-      </w:r>
-      <w:proofErr w:type="spellEnd"/>
-      <w:r>
-        <w:rPr>
-          <w:rFonts w:ascii="Times New Roman" w:hAnsi="Times New Roman"/>
-          <w:iCs/>
-          <w:color w:val="000000"/>
-          <w:sz w:val="24"/>
-          <w:szCs w:val="24"/>
-        </w:rPr>
-        <w:t xml:space="preserve"> </w:t>
-      </w:r>
-      <w:proofErr w:type="spellStart"/>
-      <w:r>
-        <w:rPr>
-          <w:rFonts w:ascii="Times New Roman" w:hAnsi="Times New Roman"/>
-          <w:iCs/>
-          <w:color w:val="000000"/>
-          <w:sz w:val="24"/>
-          <w:szCs w:val="24"/>
-        </w:rPr>
-        <w:t>определить</w:t>
-      </w:r>
-      <w:proofErr w:type="spellEnd"/>
-      <w:r>
-        <w:rPr>
-          <w:rFonts w:ascii="Times New Roman" w:hAnsi="Times New Roman"/>
-          <w:iCs/>
-          <w:color w:val="000000"/>
-          <w:sz w:val="24"/>
-          <w:szCs w:val="24"/>
-        </w:rPr>
-        <w:t xml:space="preserve"> </w:t>
-      </w:r>
-      <w:proofErr w:type="spellStart"/>
-      <w:r>
-        <w:rPr>
-          <w:rFonts w:ascii="Times New Roman" w:hAnsi="Times New Roman"/>
-          <w:iCs/>
-          <w:color w:val="000000"/>
-          <w:sz w:val="24"/>
-          <w:szCs w:val="24"/>
-        </w:rPr>
-        <w:t>по</w:t>
-      </w:r>
-      <w:proofErr w:type="spellEnd"/>
-      <w:r>
-        <w:rPr>
-          <w:rFonts w:ascii="Times New Roman" w:hAnsi="Times New Roman"/>
-          <w:iCs/>
-          <w:color w:val="000000"/>
-          <w:sz w:val="24"/>
-          <w:szCs w:val="24"/>
-        </w:rPr>
-        <w:t xml:space="preserve"> </w:t>
-      </w:r>
-      <w:proofErr w:type="spellStart"/>
-      <w:r>
-        <w:rPr>
-          <w:rFonts w:ascii="Times New Roman" w:hAnsi="Times New Roman"/>
-          <w:iCs/>
-          <w:color w:val="000000"/>
-          <w:sz w:val="24"/>
-          <w:szCs w:val="24"/>
-        </w:rPr>
-        <w:t>формуле</w:t>
-      </w:r>
-      <w:proofErr w:type="spellEnd"/>
-      <w:r>
-        <w:rPr>
-          <w:rFonts w:ascii="Times New Roman" w:hAnsi="Times New Roman"/>
-          <w:iCs/>
-          <w:color w:val="000000"/>
-          <w:sz w:val="24"/>
-          <w:szCs w:val="24"/>
-        </w:rPr>
-        <w:t>:</w:t>
+        <w:t>Трудозатраты определить по формуле:</w:t>
       </w:r>
     </w:p>
     <w:p>
@@ -19258,95 +18482,7 @@
           <w:sz w:val="24"/>
           <w:szCs w:val="24"/>
         </w:rPr>
-        <w:t xml:space="preserve">Полученное значение перевести в </w:t>
-      </w:r>
-      <w:proofErr w:type="spellStart"/>
-      <w:r>
-        <w:rPr>
-          <w:rFonts w:ascii="Times New Roman" w:hAnsi="Times New Roman"/>
-          <w:iCs/>
-          <w:color w:val="000000"/>
-          <w:sz w:val="24"/>
-          <w:szCs w:val="24"/>
-        </w:rPr>
-        <w:t>человеко-дни</w:t>
-      </w:r>
-      <w:proofErr w:type="spellEnd"/>
-      <w:r>
-        <w:rPr>
-          <w:rFonts w:ascii="Times New Roman" w:hAnsi="Times New Roman"/>
-          <w:iCs/>
-          <w:color w:val="000000"/>
-          <w:sz w:val="24"/>
-          <w:szCs w:val="24"/>
-        </w:rPr>
-        <w:t xml:space="preserve">, </w:t>
-      </w:r>
-      <w:proofErr w:type="spellStart"/>
-      <w:r>
-        <w:rPr>
-          <w:rFonts w:ascii="Times New Roman" w:hAnsi="Times New Roman"/>
-          <w:iCs/>
-          <w:color w:val="000000"/>
-          <w:sz w:val="24"/>
-          <w:szCs w:val="24"/>
-        </w:rPr>
-        <w:t>приняв</w:t>
-      </w:r>
-      <w:proofErr w:type="spellEnd"/>
-      <w:r>
-        <w:rPr>
-          <w:rFonts w:ascii="Times New Roman" w:hAnsi="Times New Roman"/>
-          <w:iCs/>
-          <w:color w:val="000000"/>
-          <w:sz w:val="24"/>
-          <w:szCs w:val="24"/>
-        </w:rPr>
-        <w:t xml:space="preserve"> </w:t>
-      </w:r>
-      <w:proofErr w:type="spellStart"/>
-      <w:r>
-        <w:rPr>
-          <w:rFonts w:ascii="Times New Roman" w:hAnsi="Times New Roman"/>
-          <w:iCs/>
-          <w:color w:val="000000"/>
-          <w:sz w:val="24"/>
-          <w:szCs w:val="24"/>
-        </w:rPr>
-        <w:t>продолжительность</w:t>
-      </w:r>
-      <w:proofErr w:type="spellEnd"/>
-      <w:r>
-        <w:rPr>
-          <w:rFonts w:ascii="Times New Roman" w:hAnsi="Times New Roman"/>
-          <w:iCs/>
-          <w:color w:val="000000"/>
-          <w:sz w:val="24"/>
-          <w:szCs w:val="24"/>
-        </w:rPr>
-        <w:t xml:space="preserve"> </w:t>
-      </w:r>
-      <w:proofErr w:type="spellStart"/>
-      <w:r>
-        <w:rPr>
-          <w:rFonts w:ascii="Times New Roman" w:hAnsi="Times New Roman"/>
-          <w:iCs/>
-          <w:color w:val="000000"/>
-          <w:sz w:val="24"/>
-          <w:szCs w:val="24"/>
-        </w:rPr>
-        <w:t>рабочего</w:t>
-      </w:r>
-      <w:proofErr w:type="spellEnd"/>
-      <w:r>
-        <w:rPr>
-          <w:rFonts w:ascii="Times New Roman" w:hAnsi="Times New Roman"/>
-          <w:iCs/>
-          <w:color w:val="000000"/>
-          <w:sz w:val="24"/>
-          <w:szCs w:val="24"/>
-        </w:rPr>
-        <w:t xml:space="preserve"> дня равной 8 часам:</w:t>
+        <w:t>Полученное значение перевести в человеко-дни, приняв продолжительность рабочего дня равной 8 часам:</w:t>
       </w:r>
     </w:p>
     <w:p>
@@ -19610,7 +18746,6 @@
           <w:szCs w:val="24"/>
         </w:rPr>
       </w:pPr>
-      <w:proofErr w:type="spellStart"/>
       <w:r>
         <w:rPr>
           <w:rFonts w:ascii="Times New Roman" w:hAnsi="Times New Roman"/>
@@ -19621,7 +18756,6 @@
         </w:rPr>
         <w:t>где</w:t>
       </w:r>
-      <w:proofErr w:type="spellEnd"/>
     </w:p>
     <w:p>
       <w:pPr>
@@ -19674,7 +18808,6 @@
           <w:szCs w:val="24"/>
         </w:rPr>
       </w:pPr>
-      <w:proofErr w:type="spellStart"/>
       <w:r>
         <w:rPr>
           <w:rFonts w:ascii="Times New Roman" w:hAnsi="Times New Roman"/>
@@ -19696,7 +18829,6 @@
         </w:rPr>
         <w:t>д</w:t>
       </w:r>
-      <w:proofErr w:type="spellEnd"/>
       <w:r>
         <w:rPr>
           <w:rFonts w:ascii="Times New Roman" w:hAnsi="Times New Roman"/>
@@ -20327,29 +19459,7 @@
                 <w:sz w:val="24"/>
                 <w:szCs w:val="24"/>
               </w:rPr>
-              <w:t>... чел.-</w:t>
-            </w:r>
-            <w:proofErr w:type="spellStart"/>
-            <w:r>
-              <w:rPr>
-                <w:rFonts w:ascii="Times New Roman" w:hAnsi="Times New Roman"/>
-                <w:iCs/>
-                <w:color w:val="000000"/>
-                <w:sz w:val="24"/>
-                <w:szCs w:val="24"/>
-              </w:rPr>
-              <w:t>дн</w:t>
-            </w:r>
-            <w:proofErr w:type="spellEnd"/>
-            <w:r>
-              <w:rPr>
-                <w:rFonts w:ascii="Times New Roman" w:hAnsi="Times New Roman"/>
-                <w:iCs/>
-                <w:color w:val="000000"/>
-                <w:sz w:val="24"/>
-                <w:szCs w:val="24"/>
-              </w:rPr>
-              <w:t>.</w:t>
+              <w:t>... чел.-дн.</w:t>
             </w:r>
           </w:p>
         </w:tc>
@@ -20865,7 +19975,17 @@
           <w:sz w:val="24"/>
           <w:szCs w:val="24"/>
         </w:rPr>
-        <w:t>(количество)</w:t>
+        <w:t xml:space="preserve">(количество) </w:t>
+      </w:r>
+      <w:r>
+        <w:rPr>
+          <w:rFonts w:ascii="Times New Roman" w:hAnsi="Times New Roman"/>
+          <w:iCs/>
+          <w:color w:val="000000"/>
+          <w:sz w:val="24"/>
+          <w:szCs w:val="24"/>
+        </w:rPr>
+        <w:t xml:space="preserve">функциональных точек, ориентировочный объём программного кода составил </w:t>
       </w:r>
       <w:r>
         <w:rPr>
@@ -20877,41 +19997,7 @@
           <w:sz w:val="24"/>
           <w:szCs w:val="24"/>
         </w:rPr>
-        <w:t xml:space="preserve"> </w:t>
-      </w:r>
-      <w:r>
-        <w:rPr>
-          <w:rFonts w:ascii="Times New Roman" w:hAnsi="Times New Roman"/>
-          <w:iCs/>
-          <w:color w:val="000000"/>
-          <w:sz w:val="24"/>
-          <w:szCs w:val="24"/>
-        </w:rPr>
-        <w:t xml:space="preserve">функциональных точек, ориентировочный объём программного кода составил </w:t>
-      </w:r>
-      <w:r>
-        <w:rPr>
-          <w:rFonts w:ascii="Times New Roman" w:hAnsi="Times New Roman"/>
-          <w:b/>
-          <w:bCs/>
-          <w:iCs/>
-          <w:color w:val="000000"/>
-          <w:sz w:val="24"/>
-          <w:szCs w:val="24"/>
-        </w:rPr>
-        <w:t>(количество)</w:t>
-      </w:r>
-      <w:r>
-        <w:rPr>
-          <w:rFonts w:ascii="Times New Roman" w:hAnsi="Times New Roman"/>
-          <w:b/>
-          <w:bCs/>
-          <w:iCs/>
-          <w:color w:val="000000"/>
-          <w:sz w:val="24"/>
-          <w:szCs w:val="24"/>
-        </w:rPr>
-        <w:t xml:space="preserve"> </w:t>
+        <w:t xml:space="preserve">(количество) </w:t>
       </w:r>
       <w:r>
         <w:rPr>
@@ -21213,29 +20299,7 @@
           <w:sz w:val="24"/>
           <w:szCs w:val="24"/>
         </w:rPr>
-        <w:t xml:space="preserve">«ER-диаграммы: принципы построения и примеры» // </w:t>
-      </w:r>
-      <w:proofErr w:type="spellStart"/>
-      <w:r>
-        <w:rPr>
-          <w:rFonts w:ascii="Times New Roman" w:hAnsi="Times New Roman"/>
-          <w:iCs/>
-          <w:color w:val="000000" w:themeColor="text1"/>
-          <w:sz w:val="24"/>
-          <w:szCs w:val="24"/>
-        </w:rPr>
-        <w:t>DevColibri</w:t>
-      </w:r>
-      <w:proofErr w:type="spellEnd"/>
-      <w:r>
-        <w:rPr>
-          <w:rFonts w:ascii="Times New Roman" w:hAnsi="Times New Roman"/>
-          <w:iCs/>
-          <w:color w:val="000000" w:themeColor="text1"/>
-          <w:sz w:val="24"/>
-          <w:szCs w:val="24"/>
-        </w:rPr>
-        <w:t xml:space="preserve"> </w:t>
+        <w:t xml:space="preserve">«ER-диаграммы: принципы построения и примеры» // DevColibri </w:t>
       </w:r>
       <w:r>
         <w:rPr>
@@ -23556,6 +22620,7 @@
   <w:style w:type="character" w:default="1" w:styleId="a0">
     <w:name w:val="Default Paragraph Font"/>
     <w:uiPriority w:val="1"/>
+    <w:semiHidden/>
     <w:unhideWhenUsed/>
   </w:style>
   <w:style w:type="table" w:default="1" w:styleId="a1">
